--- a/files/style.docx
+++ b/files/style.docx
@@ -1,12 +1,16 @@
 
 <file path=word/document.xml><?xml version="1.0" encoding="utf-8"?>
-<w:document xmlns:wpc="http://schemas.microsoft.com/office/word/2010/wordprocessingCanvas" xmlns:cx="http://schemas.microsoft.com/office/drawing/2014/chartex" xmlns:cx1="http://schemas.microsoft.com/office/drawing/2015/9/8/chartex" xmlns:cx2="http://schemas.microsoft.com/office/drawing/2015/10/21/chartex" xmlns:cx3="http://schemas.microsoft.com/office/drawing/2016/5/9/chartex" xmlns:cx4="http://schemas.microsoft.com/office/drawing/2016/5/10/chartex" xmlns:cx5="http://schemas.microsoft.com/office/drawing/2016/5/11/chartex" xmlns:cx6="http://schemas.microsoft.com/office/drawing/2016/5/12/chartex" xmlns:cx7="http://schemas.microsoft.com/office/drawing/2016/5/13/chartex" xmlns:cx8="http://schemas.microsoft.com/office/drawing/2016/5/14/chartex" xmlns:mc="http://schemas.openxmlformats.org/markup-compatibility/2006" xmlns:aink="http://schemas.microsoft.com/office/drawing/2016/ink" xmlns:am3d="http://schemas.microsoft.com/office/drawing/2017/model3d" xmlns:o="urn:schemas-microsoft-com:office:office" xmlns:oel="http://schemas.microsoft.com/office/2019/extlst" xmlns:r="http://schemas.openxmlformats.org/officeDocument/2006/relationships" xmlns:m="http://schemas.openxmlformats.org/officeDocument/2006/math" xmlns:v="urn:schemas-microsoft-com:vml" xmlns:wp14="http://schemas.microsoft.com/office/word/2010/wordprocessingDrawing" xmlns:wp="http://schemas.openxmlformats.org/drawingml/2006/wordprocessingDrawing" xmlns:w10="urn:schemas-microsoft-com:office:word" xmlns:w="http://schemas.openxmlformats.org/wordprocessingml/2006/main" xmlns:w14="http://schemas.microsoft.com/office/word/2010/wordml" xmlns:w15="http://schemas.microsoft.com/office/word/2012/wordml" xmlns:w16cex="http://schemas.microsoft.com/office/word/2018/wordml/cex" xmlns:w16cid="http://schemas.microsoft.com/office/word/2016/wordml/cid" xmlns:w16="http://schemas.microsoft.com/office/word/2018/wordml" xmlns:w16sdtdh="http://schemas.microsoft.com/office/word/2020/wordml/sdtdatahash" xmlns:w16se="http://schemas.microsoft.com/office/word/2015/wordml/symex" xmlns:wpg="http://schemas.microsoft.com/office/word/2010/wordprocessingGroup" xmlns:wpi="http://schemas.microsoft.com/office/word/2010/wordprocessingInk" xmlns:wne="http://schemas.microsoft.com/office/word/2006/wordml" xmlns:wps="http://schemas.microsoft.com/office/word/2010/wordprocessingShape" mc:Ignorable="w14 w15 w16se w16cid w16 w16cex w16sdtdh wp14">
+<w:document xmlns:wpc="http://schemas.microsoft.com/office/word/2010/wordprocessingCanvas" xmlns:cx="http://schemas.microsoft.com/office/drawing/2014/chartex" xmlns:cx1="http://schemas.microsoft.com/office/drawing/2015/9/8/chartex" xmlns:cx2="http://schemas.microsoft.com/office/drawing/2015/10/21/chartex" xmlns:cx3="http://schemas.microsoft.com/office/drawing/2016/5/9/chartex" xmlns:cx4="http://schemas.microsoft.com/office/drawing/2016/5/10/chartex" xmlns:cx5="http://schemas.microsoft.com/office/drawing/2016/5/11/chartex" xmlns:cx6="http://schemas.microsoft.com/office/drawing/2016/5/12/chartex" xmlns:cx7="http://schemas.microsoft.com/office/drawing/2016/5/13/chartex" xmlns:cx8="http://schemas.microsoft.com/office/drawing/2016/5/14/chartex" xmlns:mc="http://schemas.openxmlformats.org/markup-compatibility/2006" xmlns:aink="http://schemas.microsoft.com/office/drawing/2016/ink" xmlns:am3d="http://schemas.microsoft.com/office/drawing/2017/model3d" xmlns:o="urn:schemas-microsoft-com:office:office" xmlns:oel="http://schemas.microsoft.com/office/2019/extlst" xmlns:r="http://schemas.openxmlformats.org/officeDocument/2006/relationships" xmlns:m="http://schemas.openxmlformats.org/officeDocument/2006/math" xmlns:v="urn:schemas-microsoft-com:vml" xmlns:wp14="http://schemas.microsoft.com/office/word/2010/wordprocessingDrawing" xmlns:wp="http://schemas.openxmlformats.org/drawingml/2006/wordprocessingDrawing" xmlns:w10="urn:schemas-microsoft-com:office:word" xmlns:w="http://schemas.openxmlformats.org/wordprocessingml/2006/main" xmlns:w14="http://schemas.microsoft.com/office/word/2010/wordml" xmlns:w15="http://schemas.microsoft.com/office/word/2012/wordml" xmlns:w16cex="http://schemas.microsoft.com/office/word/2018/wordml/cex" xmlns:w16cid="http://schemas.microsoft.com/office/word/2016/wordml/cid" xmlns:w16="http://schemas.microsoft.com/office/word/2018/wordml" xmlns:w16du="http://schemas.microsoft.com/office/word/2023/wordml/word16du" xmlns:w16sdtdh="http://schemas.microsoft.com/office/word/2020/wordml/sdtdatahash" xmlns:w16sdtfl="http://schemas.microsoft.com/office/word/2024/wordml/sdtformatlock" xmlns:w16se="http://schemas.microsoft.com/office/word/2015/wordml/symex" xmlns:wpg="http://schemas.microsoft.com/office/word/2010/wordprocessingGroup" xmlns:wpi="http://schemas.microsoft.com/office/word/2010/wordprocessingInk" xmlns:wne="http://schemas.microsoft.com/office/word/2006/wordml" xmlns:wps="http://schemas.microsoft.com/office/word/2010/wordprocessingShape" mc:Ignorable="w14 w15 w16se w16cid w16 w16cex w16sdtdh w16sdtfl w16du wp14">
   <w:body>
-    <w:p/>
+    <w:p>
+      <w:bookmarkStart w:id="0" w:name="references"/>
+      <w:bookmarkEnd w:id="0"/>
+    </w:p>
     <w:sectPr>
-      <w:footerReference w:type="default" r:id="rId8"/>
+      <w:footerReference w:type="default" r:id="rId7"/>
       <w:pgSz w:w="12240" w:h="15840"/>
       <w:pgMar w:top="1440" w:right="1440" w:bottom="1440" w:left="1440" w:header="720" w:footer="720" w:gutter="0"/>
+      <w:lnNumType w:countBy="1" w:restart="continuous"/>
       <w:cols w:space="720"/>
       <w:docGrid w:linePitch="326"/>
     </w:sectPr>
@@ -15,7 +19,7 @@
 </file>
 
 <file path=word/endnotes.xml><?xml version="1.0" encoding="utf-8"?>
-<w:endnotes xmlns:wpc="http://schemas.microsoft.com/office/word/2010/wordprocessingCanvas" xmlns:cx="http://schemas.microsoft.com/office/drawing/2014/chartex" xmlns:cx1="http://schemas.microsoft.com/office/drawing/2015/9/8/chartex" xmlns:cx2="http://schemas.microsoft.com/office/drawing/2015/10/21/chartex" xmlns:cx3="http://schemas.microsoft.com/office/drawing/2016/5/9/chartex" xmlns:cx4="http://schemas.microsoft.com/office/drawing/2016/5/10/chartex" xmlns:cx5="http://schemas.microsoft.com/office/drawing/2016/5/11/chartex" xmlns:cx6="http://schemas.microsoft.com/office/drawing/2016/5/12/chartex" xmlns:cx7="http://schemas.microsoft.com/office/drawing/2016/5/13/chartex" xmlns:cx8="http://schemas.microsoft.com/office/drawing/2016/5/14/chartex" xmlns:mc="http://schemas.openxmlformats.org/markup-compatibility/2006" xmlns:aink="http://schemas.microsoft.com/office/drawing/2016/ink" xmlns:am3d="http://schemas.microsoft.com/office/drawing/2017/model3d" xmlns:o="urn:schemas-microsoft-com:office:office" xmlns:oel="http://schemas.microsoft.com/office/2019/extlst" xmlns:r="http://schemas.openxmlformats.org/officeDocument/2006/relationships" xmlns:m="http://schemas.openxmlformats.org/officeDocument/2006/math" xmlns:v="urn:schemas-microsoft-com:vml" xmlns:wp14="http://schemas.microsoft.com/office/word/2010/wordprocessingDrawing" xmlns:wp="http://schemas.openxmlformats.org/drawingml/2006/wordprocessingDrawing" xmlns:w10="urn:schemas-microsoft-com:office:word" xmlns:w="http://schemas.openxmlformats.org/wordprocessingml/2006/main" xmlns:w14="http://schemas.microsoft.com/office/word/2010/wordml" xmlns:w15="http://schemas.microsoft.com/office/word/2012/wordml" xmlns:w16cex="http://schemas.microsoft.com/office/word/2018/wordml/cex" xmlns:w16cid="http://schemas.microsoft.com/office/word/2016/wordml/cid" xmlns:w16="http://schemas.microsoft.com/office/word/2018/wordml" xmlns:w16sdtdh="http://schemas.microsoft.com/office/word/2020/wordml/sdtdatahash" xmlns:w16se="http://schemas.microsoft.com/office/word/2015/wordml/symex" xmlns:wpg="http://schemas.microsoft.com/office/word/2010/wordprocessingGroup" xmlns:wpi="http://schemas.microsoft.com/office/word/2010/wordprocessingInk" xmlns:wne="http://schemas.microsoft.com/office/word/2006/wordml" xmlns:wps="http://schemas.microsoft.com/office/word/2010/wordprocessingShape" mc:Ignorable="w14 w15 w16se w16cid w16 w16cex w16sdtdh wp14">
+<w:endnotes xmlns:wpc="http://schemas.microsoft.com/office/word/2010/wordprocessingCanvas" xmlns:cx="http://schemas.microsoft.com/office/drawing/2014/chartex" xmlns:cx1="http://schemas.microsoft.com/office/drawing/2015/9/8/chartex" xmlns:cx2="http://schemas.microsoft.com/office/drawing/2015/10/21/chartex" xmlns:cx3="http://schemas.microsoft.com/office/drawing/2016/5/9/chartex" xmlns:cx4="http://schemas.microsoft.com/office/drawing/2016/5/10/chartex" xmlns:cx5="http://schemas.microsoft.com/office/drawing/2016/5/11/chartex" xmlns:cx6="http://schemas.microsoft.com/office/drawing/2016/5/12/chartex" xmlns:cx7="http://schemas.microsoft.com/office/drawing/2016/5/13/chartex" xmlns:cx8="http://schemas.microsoft.com/office/drawing/2016/5/14/chartex" xmlns:mc="http://schemas.openxmlformats.org/markup-compatibility/2006" xmlns:aink="http://schemas.microsoft.com/office/drawing/2016/ink" xmlns:am3d="http://schemas.microsoft.com/office/drawing/2017/model3d" xmlns:o="urn:schemas-microsoft-com:office:office" xmlns:oel="http://schemas.microsoft.com/office/2019/extlst" xmlns:r="http://schemas.openxmlformats.org/officeDocument/2006/relationships" xmlns:m="http://schemas.openxmlformats.org/officeDocument/2006/math" xmlns:v="urn:schemas-microsoft-com:vml" xmlns:wp14="http://schemas.microsoft.com/office/word/2010/wordprocessingDrawing" xmlns:wp="http://schemas.openxmlformats.org/drawingml/2006/wordprocessingDrawing" xmlns:w10="urn:schemas-microsoft-com:office:word" xmlns:w="http://schemas.openxmlformats.org/wordprocessingml/2006/main" xmlns:w14="http://schemas.microsoft.com/office/word/2010/wordml" xmlns:w15="http://schemas.microsoft.com/office/word/2012/wordml" xmlns:w16cex="http://schemas.microsoft.com/office/word/2018/wordml/cex" xmlns:w16cid="http://schemas.microsoft.com/office/word/2016/wordml/cid" xmlns:w16="http://schemas.microsoft.com/office/word/2018/wordml" xmlns:w16du="http://schemas.microsoft.com/office/word/2023/wordml/word16du" xmlns:w16sdtdh="http://schemas.microsoft.com/office/word/2020/wordml/sdtdatahash" xmlns:w16sdtfl="http://schemas.microsoft.com/office/word/2024/wordml/sdtformatlock" xmlns:w16se="http://schemas.microsoft.com/office/word/2015/wordml/symex" xmlns:wpg="http://schemas.microsoft.com/office/word/2010/wordprocessingGroup" xmlns:wpi="http://schemas.microsoft.com/office/word/2010/wordprocessingInk" xmlns:wne="http://schemas.microsoft.com/office/word/2006/wordml" xmlns:wps="http://schemas.microsoft.com/office/word/2010/wordprocessingShape" mc:Ignorable="w14 w15 w16se w16cid w16 w16cex w16sdtdh w16sdtfl w16du wp14">
   <w:endnote w:type="separator" w:id="-1">
     <w:p>
       <w:pPr>
@@ -40,7 +44,7 @@
 </file>
 
 <file path=word/footer1.xml><?xml version="1.0" encoding="utf-8"?>
-<w:ftr xmlns:wpc="http://schemas.microsoft.com/office/word/2010/wordprocessingCanvas" xmlns:cx="http://schemas.microsoft.com/office/drawing/2014/chartex" xmlns:cx1="http://schemas.microsoft.com/office/drawing/2015/9/8/chartex" xmlns:cx2="http://schemas.microsoft.com/office/drawing/2015/10/21/chartex" xmlns:cx3="http://schemas.microsoft.com/office/drawing/2016/5/9/chartex" xmlns:cx4="http://schemas.microsoft.com/office/drawing/2016/5/10/chartex" xmlns:cx5="http://schemas.microsoft.com/office/drawing/2016/5/11/chartex" xmlns:cx6="http://schemas.microsoft.com/office/drawing/2016/5/12/chartex" xmlns:cx7="http://schemas.microsoft.com/office/drawing/2016/5/13/chartex" xmlns:cx8="http://schemas.microsoft.com/office/drawing/2016/5/14/chartex" xmlns:mc="http://schemas.openxmlformats.org/markup-compatibility/2006" xmlns:aink="http://schemas.microsoft.com/office/drawing/2016/ink" xmlns:am3d="http://schemas.microsoft.com/office/drawing/2017/model3d" xmlns:o="urn:schemas-microsoft-com:office:office" xmlns:oel="http://schemas.microsoft.com/office/2019/extlst" xmlns:r="http://schemas.openxmlformats.org/officeDocument/2006/relationships" xmlns:m="http://schemas.openxmlformats.org/officeDocument/2006/math" xmlns:v="urn:schemas-microsoft-com:vml" xmlns:wp14="http://schemas.microsoft.com/office/word/2010/wordprocessingDrawing" xmlns:wp="http://schemas.openxmlformats.org/drawingml/2006/wordprocessingDrawing" xmlns:w10="urn:schemas-microsoft-com:office:word" xmlns:w="http://schemas.openxmlformats.org/wordprocessingml/2006/main" xmlns:w14="http://schemas.microsoft.com/office/word/2010/wordml" xmlns:w15="http://schemas.microsoft.com/office/word/2012/wordml" xmlns:w16cex="http://schemas.microsoft.com/office/word/2018/wordml/cex" xmlns:w16cid="http://schemas.microsoft.com/office/word/2016/wordml/cid" xmlns:w16="http://schemas.microsoft.com/office/word/2018/wordml" xmlns:w16sdtdh="http://schemas.microsoft.com/office/word/2020/wordml/sdtdatahash" xmlns:w16se="http://schemas.microsoft.com/office/word/2015/wordml/symex" xmlns:wpg="http://schemas.microsoft.com/office/word/2010/wordprocessingGroup" xmlns:wpi="http://schemas.microsoft.com/office/word/2010/wordprocessingInk" xmlns:wne="http://schemas.microsoft.com/office/word/2006/wordml" xmlns:wps="http://schemas.microsoft.com/office/word/2010/wordprocessingShape" mc:Ignorable="w14 w15 w16se w16cid w16 w16cex w16sdtdh wp14">
+<w:ftr xmlns:wpc="http://schemas.microsoft.com/office/word/2010/wordprocessingCanvas" xmlns:cx="http://schemas.microsoft.com/office/drawing/2014/chartex" xmlns:cx1="http://schemas.microsoft.com/office/drawing/2015/9/8/chartex" xmlns:cx2="http://schemas.microsoft.com/office/drawing/2015/10/21/chartex" xmlns:cx3="http://schemas.microsoft.com/office/drawing/2016/5/9/chartex" xmlns:cx4="http://schemas.microsoft.com/office/drawing/2016/5/10/chartex" xmlns:cx5="http://schemas.microsoft.com/office/drawing/2016/5/11/chartex" xmlns:cx6="http://schemas.microsoft.com/office/drawing/2016/5/12/chartex" xmlns:cx7="http://schemas.microsoft.com/office/drawing/2016/5/13/chartex" xmlns:cx8="http://schemas.microsoft.com/office/drawing/2016/5/14/chartex" xmlns:mc="http://schemas.openxmlformats.org/markup-compatibility/2006" xmlns:aink="http://schemas.microsoft.com/office/drawing/2016/ink" xmlns:am3d="http://schemas.microsoft.com/office/drawing/2017/model3d" xmlns:o="urn:schemas-microsoft-com:office:office" xmlns:oel="http://schemas.microsoft.com/office/2019/extlst" xmlns:r="http://schemas.openxmlformats.org/officeDocument/2006/relationships" xmlns:m="http://schemas.openxmlformats.org/officeDocument/2006/math" xmlns:v="urn:schemas-microsoft-com:vml" xmlns:wp14="http://schemas.microsoft.com/office/word/2010/wordprocessingDrawing" xmlns:wp="http://schemas.openxmlformats.org/drawingml/2006/wordprocessingDrawing" xmlns:w10="urn:schemas-microsoft-com:office:word" xmlns:w="http://schemas.openxmlformats.org/wordprocessingml/2006/main" xmlns:w14="http://schemas.microsoft.com/office/word/2010/wordml" xmlns:w15="http://schemas.microsoft.com/office/word/2012/wordml" xmlns:w16cex="http://schemas.microsoft.com/office/word/2018/wordml/cex" xmlns:w16cid="http://schemas.microsoft.com/office/word/2016/wordml/cid" xmlns:w16="http://schemas.microsoft.com/office/word/2018/wordml" xmlns:w16du="http://schemas.microsoft.com/office/word/2023/wordml/word16du" xmlns:w16sdtdh="http://schemas.microsoft.com/office/word/2020/wordml/sdtdatahash" xmlns:w16sdtfl="http://schemas.microsoft.com/office/word/2024/wordml/sdtformatlock" xmlns:w16se="http://schemas.microsoft.com/office/word/2015/wordml/symex" xmlns:wpg="http://schemas.microsoft.com/office/word/2010/wordprocessingGroup" xmlns:wpi="http://schemas.microsoft.com/office/word/2010/wordprocessingInk" xmlns:wne="http://schemas.microsoft.com/office/word/2006/wordml" xmlns:wps="http://schemas.microsoft.com/office/word/2010/wordprocessingShape" mc:Ignorable="w14 w15 w16se w16cid w16 w16cex w16sdtdh w16sdtfl w16du wp14">
   <w:sdt>
     <w:sdtPr>
       <w:id w:val="626748009"/>
@@ -93,9 +97,12 @@
 </file>
 
 <file path=word/footnotes.xml><?xml version="1.0" encoding="utf-8"?>
-<w:footnotes xmlns:wpc="http://schemas.microsoft.com/office/word/2010/wordprocessingCanvas" xmlns:cx="http://schemas.microsoft.com/office/drawing/2014/chartex" xmlns:cx1="http://schemas.microsoft.com/office/drawing/2015/9/8/chartex" xmlns:cx2="http://schemas.microsoft.com/office/drawing/2015/10/21/chartex" xmlns:cx3="http://schemas.microsoft.com/office/drawing/2016/5/9/chartex" xmlns:cx4="http://schemas.microsoft.com/office/drawing/2016/5/10/chartex" xmlns:cx5="http://schemas.microsoft.com/office/drawing/2016/5/11/chartex" xmlns:cx6="http://schemas.microsoft.com/office/drawing/2016/5/12/chartex" xmlns:cx7="http://schemas.microsoft.com/office/drawing/2016/5/13/chartex" xmlns:cx8="http://schemas.microsoft.com/office/drawing/2016/5/14/chartex" xmlns:mc="http://schemas.openxmlformats.org/markup-compatibility/2006" xmlns:aink="http://schemas.microsoft.com/office/drawing/2016/ink" xmlns:am3d="http://schemas.microsoft.com/office/drawing/2017/model3d" xmlns:o="urn:schemas-microsoft-com:office:office" xmlns:oel="http://schemas.microsoft.com/office/2019/extlst" xmlns:r="http://schemas.openxmlformats.org/officeDocument/2006/relationships" xmlns:m="http://schemas.openxmlformats.org/officeDocument/2006/math" xmlns:v="urn:schemas-microsoft-com:vml" xmlns:wp14="http://schemas.microsoft.com/office/word/2010/wordprocessingDrawing" xmlns:wp="http://schemas.openxmlformats.org/drawingml/2006/wordprocessingDrawing" xmlns:w10="urn:schemas-microsoft-com:office:word" xmlns:w="http://schemas.openxmlformats.org/wordprocessingml/2006/main" xmlns:w14="http://schemas.microsoft.com/office/word/2010/wordml" xmlns:w15="http://schemas.microsoft.com/office/word/2012/wordml" xmlns:w16cex="http://schemas.microsoft.com/office/word/2018/wordml/cex" xmlns:w16cid="http://schemas.microsoft.com/office/word/2016/wordml/cid" xmlns:w16="http://schemas.microsoft.com/office/word/2018/wordml" xmlns:w16sdtdh="http://schemas.microsoft.com/office/word/2020/wordml/sdtdatahash" xmlns:w16se="http://schemas.microsoft.com/office/word/2015/wordml/symex" xmlns:wpg="http://schemas.microsoft.com/office/word/2010/wordprocessingGroup" xmlns:wpi="http://schemas.microsoft.com/office/word/2010/wordprocessingInk" xmlns:wne="http://schemas.microsoft.com/office/word/2006/wordml" xmlns:wps="http://schemas.microsoft.com/office/word/2010/wordprocessingShape" mc:Ignorable="w14 w15 w16se w16cid w16 w16cex w16sdtdh wp14">
+<w:footnotes xmlns:wpc="http://schemas.microsoft.com/office/word/2010/wordprocessingCanvas" xmlns:cx="http://schemas.microsoft.com/office/drawing/2014/chartex" xmlns:cx1="http://schemas.microsoft.com/office/drawing/2015/9/8/chartex" xmlns:cx2="http://schemas.microsoft.com/office/drawing/2015/10/21/chartex" xmlns:cx3="http://schemas.microsoft.com/office/drawing/2016/5/9/chartex" xmlns:cx4="http://schemas.microsoft.com/office/drawing/2016/5/10/chartex" xmlns:cx5="http://schemas.microsoft.com/office/drawing/2016/5/11/chartex" xmlns:cx6="http://schemas.microsoft.com/office/drawing/2016/5/12/chartex" xmlns:cx7="http://schemas.microsoft.com/office/drawing/2016/5/13/chartex" xmlns:cx8="http://schemas.microsoft.com/office/drawing/2016/5/14/chartex" xmlns:mc="http://schemas.openxmlformats.org/markup-compatibility/2006" xmlns:aink="http://schemas.microsoft.com/office/drawing/2016/ink" xmlns:am3d="http://schemas.microsoft.com/office/drawing/2017/model3d" xmlns:o="urn:schemas-microsoft-com:office:office" xmlns:oel="http://schemas.microsoft.com/office/2019/extlst" xmlns:r="http://schemas.openxmlformats.org/officeDocument/2006/relationships" xmlns:m="http://schemas.openxmlformats.org/officeDocument/2006/math" xmlns:v="urn:schemas-microsoft-com:vml" xmlns:wp14="http://schemas.microsoft.com/office/word/2010/wordprocessingDrawing" xmlns:wp="http://schemas.openxmlformats.org/drawingml/2006/wordprocessingDrawing" xmlns:w10="urn:schemas-microsoft-com:office:word" xmlns:w="http://schemas.openxmlformats.org/wordprocessingml/2006/main" xmlns:w14="http://schemas.microsoft.com/office/word/2010/wordml" xmlns:w15="http://schemas.microsoft.com/office/word/2012/wordml" xmlns:w16cex="http://schemas.microsoft.com/office/word/2018/wordml/cex" xmlns:w16cid="http://schemas.microsoft.com/office/word/2016/wordml/cid" xmlns:w16="http://schemas.microsoft.com/office/word/2018/wordml" xmlns:w16du="http://schemas.microsoft.com/office/word/2023/wordml/word16du" xmlns:w16sdtdh="http://schemas.microsoft.com/office/word/2020/wordml/sdtdatahash" xmlns:w16sdtfl="http://schemas.microsoft.com/office/word/2024/wordml/sdtformatlock" xmlns:w16se="http://schemas.microsoft.com/office/word/2015/wordml/symex" xmlns:wpg="http://schemas.microsoft.com/office/word/2010/wordprocessingGroup" xmlns:wpi="http://schemas.microsoft.com/office/word/2010/wordprocessingInk" xmlns:wne="http://schemas.microsoft.com/office/word/2006/wordml" xmlns:wps="http://schemas.microsoft.com/office/word/2010/wordprocessingShape" mc:Ignorable="w14 w15 w16se w16cid w16 w16cex w16sdtdh w16sdtfl w16du wp14">
   <w:footnote w:type="separator" w:id="-1">
     <w:p>
+      <w:pPr>
+        <w:spacing w:after="0" w:line="240" w:lineRule="auto"/>
+      </w:pPr>
       <w:r>
         <w:separator/>
       </w:r>
@@ -103,6 +110,9 @@
   </w:footnote>
   <w:footnote w:type="continuationSeparator" w:id="0">
     <w:p>
+      <w:pPr>
+        <w:spacing w:after="0" w:line="240" w:lineRule="auto"/>
+      </w:pPr>
       <w:r>
         <w:continuationSeparator/>
       </w:r>
@@ -112,202 +122,17 @@
 </file>
 
 <file path=word/numbering.xml><?xml version="1.0" encoding="utf-8"?>
-<w:numbering xmlns:wpc="http://schemas.microsoft.com/office/word/2010/wordprocessingCanvas" xmlns:cx="http://schemas.microsoft.com/office/drawing/2014/chartex" xmlns:cx1="http://schemas.microsoft.com/office/drawing/2015/9/8/chartex" xmlns:cx2="http://schemas.microsoft.com/office/drawing/2015/10/21/chartex" xmlns:cx3="http://schemas.microsoft.com/office/drawing/2016/5/9/chartex" xmlns:cx4="http://schemas.microsoft.com/office/drawing/2016/5/10/chartex" xmlns:cx5="http://schemas.microsoft.com/office/drawing/2016/5/11/chartex" xmlns:cx6="http://schemas.microsoft.com/office/drawing/2016/5/12/chartex" xmlns:cx7="http://schemas.microsoft.com/office/drawing/2016/5/13/chartex" xmlns:cx8="http://schemas.microsoft.com/office/drawing/2016/5/14/chartex" xmlns:mc="http://schemas.openxmlformats.org/markup-compatibility/2006" xmlns:aink="http://schemas.microsoft.com/office/drawing/2016/ink" xmlns:am3d="http://schemas.microsoft.com/office/drawing/2017/model3d" xmlns:o="urn:schemas-microsoft-com:office:office" xmlns:oel="http://schemas.microsoft.com/office/2019/extlst" xmlns:r="http://schemas.openxmlformats.org/officeDocument/2006/relationships" xmlns:m="http://schemas.openxmlformats.org/officeDocument/2006/math" xmlns:v="urn:schemas-microsoft-com:vml" xmlns:wp14="http://schemas.microsoft.com/office/word/2010/wordprocessingDrawing" xmlns:wp="http://schemas.openxmlformats.org/drawingml/2006/wordprocessingDrawing" xmlns:w10="urn:schemas-microsoft-com:office:word" xmlns:w="http://schemas.openxmlformats.org/wordprocessingml/2006/main" xmlns:w14="http://schemas.microsoft.com/office/word/2010/wordml" xmlns:w15="http://schemas.microsoft.com/office/word/2012/wordml" xmlns:w16cex="http://schemas.microsoft.com/office/word/2018/wordml/cex" xmlns:w16cid="http://schemas.microsoft.com/office/word/2016/wordml/cid" xmlns:w16="http://schemas.microsoft.com/office/word/2018/wordml" xmlns:w16sdtdh="http://schemas.microsoft.com/office/word/2020/wordml/sdtdatahash" xmlns:w16se="http://schemas.microsoft.com/office/word/2015/wordml/symex" xmlns:wpg="http://schemas.microsoft.com/office/word/2010/wordprocessingGroup" xmlns:wpi="http://schemas.microsoft.com/office/word/2010/wordprocessingInk" xmlns:wne="http://schemas.microsoft.com/office/word/2006/wordml" xmlns:wps="http://schemas.microsoft.com/office/word/2010/wordprocessingShape" mc:Ignorable="w14 w15 w16se w16cid w16 w16cex w16sdtdh wp14">
+<w:numbering xmlns:wpc="http://schemas.microsoft.com/office/word/2010/wordprocessingCanvas" xmlns:cx="http://schemas.microsoft.com/office/drawing/2014/chartex" xmlns:cx1="http://schemas.microsoft.com/office/drawing/2015/9/8/chartex" xmlns:cx2="http://schemas.microsoft.com/office/drawing/2015/10/21/chartex" xmlns:cx3="http://schemas.microsoft.com/office/drawing/2016/5/9/chartex" xmlns:cx4="http://schemas.microsoft.com/office/drawing/2016/5/10/chartex" xmlns:cx5="http://schemas.microsoft.com/office/drawing/2016/5/11/chartex" xmlns:cx6="http://schemas.microsoft.com/office/drawing/2016/5/12/chartex" xmlns:cx7="http://schemas.microsoft.com/office/drawing/2016/5/13/chartex" xmlns:cx8="http://schemas.microsoft.com/office/drawing/2016/5/14/chartex" xmlns:mc="http://schemas.openxmlformats.org/markup-compatibility/2006" xmlns:aink="http://schemas.microsoft.com/office/drawing/2016/ink" xmlns:am3d="http://schemas.microsoft.com/office/drawing/2017/model3d" xmlns:o="urn:schemas-microsoft-com:office:office" xmlns:oel="http://schemas.microsoft.com/office/2019/extlst" xmlns:r="http://schemas.openxmlformats.org/officeDocument/2006/relationships" xmlns:m="http://schemas.openxmlformats.org/officeDocument/2006/math" xmlns:v="urn:schemas-microsoft-com:vml" xmlns:wp14="http://schemas.microsoft.com/office/word/2010/wordprocessingDrawing" xmlns:wp="http://schemas.openxmlformats.org/drawingml/2006/wordprocessingDrawing" xmlns:w10="urn:schemas-microsoft-com:office:word" xmlns:w="http://schemas.openxmlformats.org/wordprocessingml/2006/main" xmlns:w14="http://schemas.microsoft.com/office/word/2010/wordml" xmlns:w15="http://schemas.microsoft.com/office/word/2012/wordml" xmlns:w16cex="http://schemas.microsoft.com/office/word/2018/wordml/cex" xmlns:w16cid="http://schemas.microsoft.com/office/word/2016/wordml/cid" xmlns:w16="http://schemas.microsoft.com/office/word/2018/wordml" xmlns:w16du="http://schemas.microsoft.com/office/word/2023/wordml/word16du" xmlns:w16sdtdh="http://schemas.microsoft.com/office/word/2020/wordml/sdtdatahash" xmlns:w16sdtfl="http://schemas.microsoft.com/office/word/2024/wordml/sdtformatlock" xmlns:w16se="http://schemas.microsoft.com/office/word/2015/wordml/symex" xmlns:wpg="http://schemas.microsoft.com/office/word/2010/wordprocessingGroup" xmlns:wpi="http://schemas.microsoft.com/office/word/2010/wordprocessingInk" xmlns:wne="http://schemas.microsoft.com/office/word/2006/wordml" xmlns:wps="http://schemas.microsoft.com/office/word/2010/wordprocessingShape" mc:Ignorable="w14 w15 w16se w16cid w16 w16cex w16sdtdh w16sdtfl w16du wp14">
   <w:abstractNum w:abstractNumId="0" w15:restartNumberingAfterBreak="0">
-    <w:nsid w:val="FFFFFF7C"/>
-    <w:multiLevelType w:val="singleLevel"/>
-    <w:tmpl w:val="EC4CA474"/>
-    <w:lvl w:ilvl="0">
-      <w:start w:val="1"/>
-      <w:numFmt w:val="decimal"/>
-      <w:lvlText w:val="%1."/>
-      <w:lvlJc w:val="left"/>
-      <w:pPr>
-        <w:tabs>
-          <w:tab w:val="num" w:pos="1492"/>
-        </w:tabs>
-        <w:ind w:left="1492" w:hanging="360"/>
-      </w:pPr>
-    </w:lvl>
-  </w:abstractNum>
-  <w:abstractNum w:abstractNumId="1" w15:restartNumberingAfterBreak="0">
-    <w:nsid w:val="FFFFFF7D"/>
-    <w:multiLevelType w:val="singleLevel"/>
-    <w:tmpl w:val="4D44942A"/>
-    <w:lvl w:ilvl="0">
-      <w:start w:val="1"/>
-      <w:numFmt w:val="decimal"/>
-      <w:lvlText w:val="%1."/>
-      <w:lvlJc w:val="left"/>
-      <w:pPr>
-        <w:tabs>
-          <w:tab w:val="num" w:pos="1209"/>
-        </w:tabs>
-        <w:ind w:left="1209" w:hanging="360"/>
-      </w:pPr>
-    </w:lvl>
-  </w:abstractNum>
-  <w:abstractNum w:abstractNumId="2" w15:restartNumberingAfterBreak="0">
-    <w:nsid w:val="FFFFFF7E"/>
-    <w:multiLevelType w:val="singleLevel"/>
-    <w:tmpl w:val="237A7F92"/>
-    <w:lvl w:ilvl="0">
-      <w:start w:val="1"/>
-      <w:numFmt w:val="decimal"/>
-      <w:lvlText w:val="%1."/>
-      <w:lvlJc w:val="left"/>
-      <w:pPr>
-        <w:tabs>
-          <w:tab w:val="num" w:pos="926"/>
-        </w:tabs>
-        <w:ind w:left="926" w:hanging="360"/>
-      </w:pPr>
-    </w:lvl>
-  </w:abstractNum>
-  <w:abstractNum w:abstractNumId="3" w15:restartNumberingAfterBreak="0">
-    <w:nsid w:val="FFFFFF7F"/>
-    <w:multiLevelType w:val="singleLevel"/>
-    <w:tmpl w:val="CEC61F10"/>
-    <w:lvl w:ilvl="0">
-      <w:start w:val="1"/>
-      <w:numFmt w:val="decimal"/>
-      <w:lvlText w:val="%1."/>
-      <w:lvlJc w:val="left"/>
-      <w:pPr>
-        <w:tabs>
-          <w:tab w:val="num" w:pos="643"/>
-        </w:tabs>
-        <w:ind w:left="643" w:hanging="360"/>
-      </w:pPr>
-    </w:lvl>
-  </w:abstractNum>
-  <w:abstractNum w:abstractNumId="4" w15:restartNumberingAfterBreak="0">
-    <w:nsid w:val="FFFFFF80"/>
-    <w:multiLevelType w:val="singleLevel"/>
-    <w:tmpl w:val="60D4F8F4"/>
-    <w:lvl w:ilvl="0">
-      <w:start w:val="1"/>
-      <w:numFmt w:val="bullet"/>
-      <w:lvlText w:val=""/>
-      <w:lvlJc w:val="left"/>
-      <w:pPr>
-        <w:tabs>
-          <w:tab w:val="num" w:pos="1492"/>
-        </w:tabs>
-        <w:ind w:left="1492" w:hanging="360"/>
-      </w:pPr>
-      <w:rPr>
-        <w:rFonts w:ascii="Symbol" w:hAnsi="Symbol" w:hint="default"/>
-      </w:rPr>
-    </w:lvl>
-  </w:abstractNum>
-  <w:abstractNum w:abstractNumId="5" w15:restartNumberingAfterBreak="0">
-    <w:nsid w:val="FFFFFF81"/>
-    <w:multiLevelType w:val="singleLevel"/>
-    <w:tmpl w:val="53A0A4A6"/>
-    <w:lvl w:ilvl="0">
-      <w:start w:val="1"/>
-      <w:numFmt w:val="bullet"/>
-      <w:lvlText w:val=""/>
-      <w:lvlJc w:val="left"/>
-      <w:pPr>
-        <w:tabs>
-          <w:tab w:val="num" w:pos="1209"/>
-        </w:tabs>
-        <w:ind w:left="1209" w:hanging="360"/>
-      </w:pPr>
-      <w:rPr>
-        <w:rFonts w:ascii="Symbol" w:hAnsi="Symbol" w:hint="default"/>
-      </w:rPr>
-    </w:lvl>
-  </w:abstractNum>
-  <w:abstractNum w:abstractNumId="6" w15:restartNumberingAfterBreak="0">
-    <w:nsid w:val="FFFFFF82"/>
-    <w:multiLevelType w:val="singleLevel"/>
-    <w:tmpl w:val="1FA210D0"/>
-    <w:lvl w:ilvl="0">
-      <w:start w:val="1"/>
-      <w:numFmt w:val="bullet"/>
-      <w:lvlText w:val=""/>
-      <w:lvlJc w:val="left"/>
-      <w:pPr>
-        <w:tabs>
-          <w:tab w:val="num" w:pos="926"/>
-        </w:tabs>
-        <w:ind w:left="926" w:hanging="360"/>
-      </w:pPr>
-      <w:rPr>
-        <w:rFonts w:ascii="Symbol" w:hAnsi="Symbol" w:hint="default"/>
-      </w:rPr>
-    </w:lvl>
-  </w:abstractNum>
-  <w:abstractNum w:abstractNumId="7" w15:restartNumberingAfterBreak="0">
-    <w:nsid w:val="FFFFFF83"/>
-    <w:multiLevelType w:val="singleLevel"/>
-    <w:tmpl w:val="027456D2"/>
-    <w:lvl w:ilvl="0">
-      <w:start w:val="1"/>
-      <w:numFmt w:val="bullet"/>
-      <w:lvlText w:val=""/>
-      <w:lvlJc w:val="left"/>
-      <w:pPr>
-        <w:tabs>
-          <w:tab w:val="num" w:pos="643"/>
-        </w:tabs>
-        <w:ind w:left="643" w:hanging="360"/>
-      </w:pPr>
-      <w:rPr>
-        <w:rFonts w:ascii="Symbol" w:hAnsi="Symbol" w:hint="default"/>
-      </w:rPr>
-    </w:lvl>
-  </w:abstractNum>
-  <w:abstractNum w:abstractNumId="8" w15:restartNumberingAfterBreak="0">
-    <w:nsid w:val="FFFFFF88"/>
-    <w:multiLevelType w:val="singleLevel"/>
-    <w:tmpl w:val="E8DE39E8"/>
-    <w:lvl w:ilvl="0">
-      <w:start w:val="1"/>
-      <w:numFmt w:val="decimal"/>
-      <w:lvlText w:val="%1."/>
-      <w:lvlJc w:val="left"/>
-      <w:pPr>
-        <w:tabs>
-          <w:tab w:val="num" w:pos="360"/>
-        </w:tabs>
-        <w:ind w:left="360" w:hanging="360"/>
-      </w:pPr>
-    </w:lvl>
-  </w:abstractNum>
-  <w:abstractNum w:abstractNumId="9" w15:restartNumberingAfterBreak="0">
-    <w:nsid w:val="FFFFFF89"/>
-    <w:multiLevelType w:val="singleLevel"/>
-    <w:tmpl w:val="84FC5CD0"/>
-    <w:lvl w:ilvl="0">
-      <w:start w:val="1"/>
-      <w:numFmt w:val="bullet"/>
-      <w:lvlText w:val=""/>
-      <w:lvlJc w:val="left"/>
-      <w:pPr>
-        <w:tabs>
-          <w:tab w:val="num" w:pos="360"/>
-        </w:tabs>
-        <w:ind w:left="360" w:hanging="360"/>
-      </w:pPr>
-      <w:rPr>
-        <w:rFonts w:ascii="Symbol" w:hAnsi="Symbol" w:hint="default"/>
-      </w:rPr>
-    </w:lvl>
-  </w:abstractNum>
-  <w:abstractNum w:abstractNumId="10" w15:restartNumberingAfterBreak="0">
     <w:nsid w:val="0000A990"/>
     <w:multiLevelType w:val="multilevel"/>
-    <w:tmpl w:val="0C94CC42"/>
+    <w:tmpl w:val="7CB0053A"/>
     <w:lvl w:ilvl="0">
       <w:numFmt w:val="bullet"/>
       <w:lvlText w:val=" "/>
       <w:lvlJc w:val="left"/>
       <w:pPr>
-        <w:ind w:left="720" w:hanging="480"/>
+        <w:ind w:left="720" w:hanging="360"/>
       </w:pPr>
     </w:lvl>
     <w:lvl w:ilvl="1">
@@ -315,7 +140,7 @@
       <w:lvlText w:val=" "/>
       <w:lvlJc w:val="left"/>
       <w:pPr>
-        <w:ind w:left="1440" w:hanging="480"/>
+        <w:ind w:left="1440" w:hanging="360"/>
       </w:pPr>
     </w:lvl>
     <w:lvl w:ilvl="2">
@@ -323,7 +148,7 @@
       <w:lvlText w:val=" "/>
       <w:lvlJc w:val="left"/>
       <w:pPr>
-        <w:ind w:left="2160" w:hanging="480"/>
+        <w:ind w:left="2160" w:hanging="360"/>
       </w:pPr>
     </w:lvl>
     <w:lvl w:ilvl="3">
@@ -331,7 +156,7 @@
       <w:lvlText w:val=" "/>
       <w:lvlJc w:val="left"/>
       <w:pPr>
-        <w:ind w:left="2880" w:hanging="480"/>
+        <w:ind w:left="2880" w:hanging="360"/>
       </w:pPr>
     </w:lvl>
     <w:lvl w:ilvl="4">
@@ -339,7 +164,7 @@
       <w:lvlText w:val=" "/>
       <w:lvlJc w:val="left"/>
       <w:pPr>
-        <w:ind w:left="3600" w:hanging="480"/>
+        <w:ind w:left="3600" w:hanging="360"/>
       </w:pPr>
     </w:lvl>
     <w:lvl w:ilvl="5">
@@ -347,7 +172,7 @@
       <w:lvlText w:val=" "/>
       <w:lvlJc w:val="left"/>
       <w:pPr>
-        <w:ind w:left="4320" w:hanging="480"/>
+        <w:ind w:left="4320" w:hanging="360"/>
       </w:pPr>
     </w:lvl>
     <w:lvl w:ilvl="6">
@@ -355,7 +180,7 @@
       <w:lvlText w:val=" "/>
       <w:lvlJc w:val="left"/>
       <w:pPr>
-        <w:ind w:left="5040" w:hanging="480"/>
+        <w:ind w:left="5040" w:hanging="360"/>
       </w:pPr>
     </w:lvl>
     <w:lvl w:ilvl="7">
@@ -363,7 +188,7 @@
       <w:lvlText w:val=" "/>
       <w:lvlJc w:val="left"/>
       <w:pPr>
-        <w:ind w:left="5760" w:hanging="480"/>
+        <w:ind w:left="5760" w:hanging="360"/>
       </w:pPr>
     </w:lvl>
     <w:lvl w:ilvl="8">
@@ -371,174 +196,11 @@
       <w:lvlText w:val=" "/>
       <w:lvlJc w:val="left"/>
       <w:pPr>
-        <w:ind w:left="6480" w:hanging="480"/>
+        <w:ind w:left="6480" w:hanging="360"/>
       </w:pPr>
     </w:lvl>
   </w:abstractNum>
-  <w:abstractNum w:abstractNumId="11" w15:restartNumberingAfterBreak="0">
-    <w:nsid w:val="0000A991"/>
-    <w:multiLevelType w:val="multilevel"/>
-    <w:tmpl w:val="D58E5E66"/>
-    <w:lvl w:ilvl="0">
-      <w:numFmt w:val="bullet"/>
-      <w:lvlText w:val="•"/>
-      <w:lvlJc w:val="left"/>
-      <w:pPr>
-        <w:ind w:left="720" w:hanging="480"/>
-      </w:pPr>
-    </w:lvl>
-    <w:lvl w:ilvl="1">
-      <w:numFmt w:val="bullet"/>
-      <w:lvlText w:val="–"/>
-      <w:lvlJc w:val="left"/>
-      <w:pPr>
-        <w:ind w:left="1440" w:hanging="480"/>
-      </w:pPr>
-    </w:lvl>
-    <w:lvl w:ilvl="2">
-      <w:numFmt w:val="bullet"/>
-      <w:lvlText w:val="•"/>
-      <w:lvlJc w:val="left"/>
-      <w:pPr>
-        <w:ind w:left="2160" w:hanging="480"/>
-      </w:pPr>
-    </w:lvl>
-    <w:lvl w:ilvl="3">
-      <w:numFmt w:val="bullet"/>
-      <w:lvlText w:val="–"/>
-      <w:lvlJc w:val="left"/>
-      <w:pPr>
-        <w:ind w:left="2880" w:hanging="480"/>
-      </w:pPr>
-    </w:lvl>
-    <w:lvl w:ilvl="4">
-      <w:numFmt w:val="bullet"/>
-      <w:lvlText w:val="•"/>
-      <w:lvlJc w:val="left"/>
-      <w:pPr>
-        <w:ind w:left="3600" w:hanging="480"/>
-      </w:pPr>
-    </w:lvl>
-    <w:lvl w:ilvl="5">
-      <w:numFmt w:val="bullet"/>
-      <w:lvlText w:val="–"/>
-      <w:lvlJc w:val="left"/>
-      <w:pPr>
-        <w:ind w:left="4320" w:hanging="480"/>
-      </w:pPr>
-    </w:lvl>
-    <w:lvl w:ilvl="6">
-      <w:numFmt w:val="bullet"/>
-      <w:lvlText w:val="•"/>
-      <w:lvlJc w:val="left"/>
-      <w:pPr>
-        <w:ind w:left="5040" w:hanging="480"/>
-      </w:pPr>
-    </w:lvl>
-    <w:lvl w:ilvl="7">
-      <w:numFmt w:val="bullet"/>
-      <w:lvlText w:val="–"/>
-      <w:lvlJc w:val="left"/>
-      <w:pPr>
-        <w:ind w:left="5760" w:hanging="480"/>
-      </w:pPr>
-    </w:lvl>
-    <w:lvl w:ilvl="8">
-      <w:numFmt w:val="bullet"/>
-      <w:lvlText w:val="•"/>
-      <w:lvlJc w:val="left"/>
-      <w:pPr>
-        <w:ind w:left="6480" w:hanging="480"/>
-      </w:pPr>
-    </w:lvl>
-  </w:abstractNum>
-  <w:abstractNum w:abstractNumId="12" w15:restartNumberingAfterBreak="0">
-    <w:nsid w:val="00A99411"/>
-    <w:multiLevelType w:val="multilevel"/>
-    <w:tmpl w:val="EFCE5EDA"/>
-    <w:lvl w:ilvl="0">
-      <w:start w:val="1"/>
-      <w:numFmt w:val="decimal"/>
-      <w:lvlText w:val="%1."/>
-      <w:lvlJc w:val="left"/>
-      <w:pPr>
-        <w:ind w:left="720" w:hanging="480"/>
-      </w:pPr>
-    </w:lvl>
-    <w:lvl w:ilvl="1">
-      <w:start w:val="1"/>
-      <w:numFmt w:val="decimal"/>
-      <w:lvlText w:val="%2."/>
-      <w:lvlJc w:val="left"/>
-      <w:pPr>
-        <w:ind w:left="1440" w:hanging="480"/>
-      </w:pPr>
-    </w:lvl>
-    <w:lvl w:ilvl="2">
-      <w:start w:val="1"/>
-      <w:numFmt w:val="decimal"/>
-      <w:lvlText w:val="%3."/>
-      <w:lvlJc w:val="left"/>
-      <w:pPr>
-        <w:ind w:left="2160" w:hanging="480"/>
-      </w:pPr>
-    </w:lvl>
-    <w:lvl w:ilvl="3">
-      <w:start w:val="1"/>
-      <w:numFmt w:val="decimal"/>
-      <w:lvlText w:val="%4."/>
-      <w:lvlJc w:val="left"/>
-      <w:pPr>
-        <w:ind w:left="2880" w:hanging="480"/>
-      </w:pPr>
-    </w:lvl>
-    <w:lvl w:ilvl="4">
-      <w:start w:val="1"/>
-      <w:numFmt w:val="decimal"/>
-      <w:lvlText w:val="%5."/>
-      <w:lvlJc w:val="left"/>
-      <w:pPr>
-        <w:ind w:left="3600" w:hanging="480"/>
-      </w:pPr>
-    </w:lvl>
-    <w:lvl w:ilvl="5">
-      <w:start w:val="1"/>
-      <w:numFmt w:val="decimal"/>
-      <w:lvlText w:val="%6."/>
-      <w:lvlJc w:val="left"/>
-      <w:pPr>
-        <w:ind w:left="4320" w:hanging="480"/>
-      </w:pPr>
-    </w:lvl>
-    <w:lvl w:ilvl="6">
-      <w:start w:val="1"/>
-      <w:numFmt w:val="decimal"/>
-      <w:lvlText w:val="%7."/>
-      <w:lvlJc w:val="left"/>
-      <w:pPr>
-        <w:ind w:left="5040" w:hanging="480"/>
-      </w:pPr>
-    </w:lvl>
-    <w:lvl w:ilvl="7">
-      <w:start w:val="1"/>
-      <w:numFmt w:val="decimal"/>
-      <w:lvlText w:val="%8."/>
-      <w:lvlJc w:val="left"/>
-      <w:pPr>
-        <w:ind w:left="5760" w:hanging="480"/>
-      </w:pPr>
-    </w:lvl>
-    <w:lvl w:ilvl="8">
-      <w:start w:val="1"/>
-      <w:numFmt w:val="decimal"/>
-      <w:lvlText w:val="%9."/>
-      <w:lvlJc w:val="left"/>
-      <w:pPr>
-        <w:ind w:left="6480" w:hanging="480"/>
-      </w:pPr>
-    </w:lvl>
-  </w:abstractNum>
-  <w:abstractNum w:abstractNumId="13" w15:restartNumberingAfterBreak="0">
+  <w:abstractNum w:abstractNumId="1" w15:restartNumberingAfterBreak="0">
     <w:nsid w:val="539F4F61"/>
     <w:multiLevelType w:val="multilevel"/>
     <w:tmpl w:val="04090025"/>
@@ -633,614 +295,17 @@
       </w:pPr>
     </w:lvl>
   </w:abstractNum>
-  <w:num w:numId="1" w16cid:durableId="1853030969">
-    <w:abstractNumId w:val="10"/>
-  </w:num>
-  <w:num w:numId="2" w16cid:durableId="440878582">
-    <w:abstractNumId w:val="11"/>
-  </w:num>
-  <w:num w:numId="3" w16cid:durableId="755054406">
-    <w:abstractNumId w:val="9"/>
-  </w:num>
-  <w:num w:numId="4" w16cid:durableId="1113597921">
-    <w:abstractNumId w:val="7"/>
-  </w:num>
-  <w:num w:numId="5" w16cid:durableId="1098717589">
-    <w:abstractNumId w:val="6"/>
-  </w:num>
-  <w:num w:numId="6" w16cid:durableId="1218008571">
-    <w:abstractNumId w:val="5"/>
-  </w:num>
-  <w:num w:numId="7" w16cid:durableId="1192259102">
-    <w:abstractNumId w:val="4"/>
-  </w:num>
-  <w:num w:numId="8" w16cid:durableId="869494631">
-    <w:abstractNumId w:val="8"/>
-  </w:num>
-  <w:num w:numId="9" w16cid:durableId="2117360440">
-    <w:abstractNumId w:val="3"/>
-  </w:num>
-  <w:num w:numId="10" w16cid:durableId="1774395827">
-    <w:abstractNumId w:val="2"/>
-  </w:num>
-  <w:num w:numId="11" w16cid:durableId="1949895263">
+  <w:num w:numId="1" w16cid:durableId="951740247">
     <w:abstractNumId w:val="1"/>
   </w:num>
-  <w:num w:numId="12" w16cid:durableId="1770613414">
+  <w:num w:numId="2" w16cid:durableId="2136367927">
     <w:abstractNumId w:val="0"/>
-  </w:num>
-  <w:num w:numId="13" w16cid:durableId="2053454411">
-    <w:abstractNumId w:val="10"/>
-  </w:num>
-  <w:num w:numId="14" w16cid:durableId="2090467538">
-    <w:abstractNumId w:val="11"/>
-  </w:num>
-  <w:num w:numId="15" w16cid:durableId="941765476">
-    <w:abstractNumId w:val="10"/>
-  </w:num>
-  <w:num w:numId="16" w16cid:durableId="2137915778">
-    <w:abstractNumId w:val="11"/>
-  </w:num>
-  <w:num w:numId="17" w16cid:durableId="108016464">
-    <w:abstractNumId w:val="10"/>
-  </w:num>
-  <w:num w:numId="18" w16cid:durableId="1226722511">
-    <w:abstractNumId w:val="11"/>
-  </w:num>
-  <w:num w:numId="19" w16cid:durableId="1629552819">
-    <w:abstractNumId w:val="10"/>
-  </w:num>
-  <w:num w:numId="20" w16cid:durableId="1180774502">
-    <w:abstractNumId w:val="11"/>
-  </w:num>
-  <w:num w:numId="21" w16cid:durableId="301426787">
-    <w:abstractNumId w:val="10"/>
-  </w:num>
-  <w:num w:numId="22" w16cid:durableId="993416388">
-    <w:abstractNumId w:val="10"/>
-  </w:num>
-  <w:num w:numId="23" w16cid:durableId="1919556477">
-    <w:abstractNumId w:val="10"/>
-  </w:num>
-  <w:num w:numId="24" w16cid:durableId="237642464">
-    <w:abstractNumId w:val="11"/>
-  </w:num>
-  <w:num w:numId="25" w16cid:durableId="2013993109">
-    <w:abstractNumId w:val="11"/>
-  </w:num>
-  <w:num w:numId="26" w16cid:durableId="1616594968">
-    <w:abstractNumId w:val="11"/>
-  </w:num>
-  <w:num w:numId="27" w16cid:durableId="228345193">
-    <w:abstractNumId w:val="10"/>
-  </w:num>
-  <w:num w:numId="28" w16cid:durableId="1129516335">
-    <w:abstractNumId w:val="11"/>
-  </w:num>
-  <w:num w:numId="29" w16cid:durableId="1234394912">
-    <w:abstractNumId w:val="11"/>
-  </w:num>
-  <w:num w:numId="30" w16cid:durableId="1114786792">
-    <w:abstractNumId w:val="11"/>
-  </w:num>
-  <w:num w:numId="31" w16cid:durableId="1616710762">
-    <w:abstractNumId w:val="10"/>
-  </w:num>
-  <w:num w:numId="32" w16cid:durableId="1748112518">
-    <w:abstractNumId w:val="10"/>
-  </w:num>
-  <w:num w:numId="33" w16cid:durableId="1753894120">
-    <w:abstractNumId w:val="10"/>
-  </w:num>
-  <w:num w:numId="34" w16cid:durableId="1198812854">
-    <w:abstractNumId w:val="10"/>
-  </w:num>
-  <w:num w:numId="35" w16cid:durableId="256600907">
-    <w:abstractNumId w:val="12"/>
-    <w:lvlOverride w:ilvl="0">
-      <w:startOverride w:val="1"/>
-    </w:lvlOverride>
-    <w:lvlOverride w:ilvl="1">
-      <w:startOverride w:val="1"/>
-    </w:lvlOverride>
-    <w:lvlOverride w:ilvl="2">
-      <w:startOverride w:val="1"/>
-    </w:lvlOverride>
-    <w:lvlOverride w:ilvl="3">
-      <w:startOverride w:val="1"/>
-    </w:lvlOverride>
-    <w:lvlOverride w:ilvl="4">
-      <w:startOverride w:val="1"/>
-    </w:lvlOverride>
-    <w:lvlOverride w:ilvl="5">
-      <w:startOverride w:val="1"/>
-    </w:lvlOverride>
-    <w:lvlOverride w:ilvl="6">
-      <w:startOverride w:val="1"/>
-    </w:lvlOverride>
-    <w:lvlOverride w:ilvl="7">
-      <w:startOverride w:val="1"/>
-    </w:lvlOverride>
-    <w:lvlOverride w:ilvl="8">
-      <w:startOverride w:val="1"/>
-    </w:lvlOverride>
-  </w:num>
-  <w:num w:numId="36" w16cid:durableId="2101635899">
-    <w:abstractNumId w:val="10"/>
-  </w:num>
-  <w:num w:numId="37" w16cid:durableId="1608847384">
-    <w:abstractNumId w:val="12"/>
-    <w:lvlOverride w:ilvl="0">
-      <w:startOverride w:val="1"/>
-    </w:lvlOverride>
-    <w:lvlOverride w:ilvl="1">
-      <w:startOverride w:val="1"/>
-    </w:lvlOverride>
-    <w:lvlOverride w:ilvl="2">
-      <w:startOverride w:val="1"/>
-    </w:lvlOverride>
-    <w:lvlOverride w:ilvl="3">
-      <w:startOverride w:val="1"/>
-    </w:lvlOverride>
-    <w:lvlOverride w:ilvl="4">
-      <w:startOverride w:val="1"/>
-    </w:lvlOverride>
-    <w:lvlOverride w:ilvl="5">
-      <w:startOverride w:val="1"/>
-    </w:lvlOverride>
-    <w:lvlOverride w:ilvl="6">
-      <w:startOverride w:val="1"/>
-    </w:lvlOverride>
-    <w:lvlOverride w:ilvl="7">
-      <w:startOverride w:val="1"/>
-    </w:lvlOverride>
-    <w:lvlOverride w:ilvl="8">
-      <w:startOverride w:val="1"/>
-    </w:lvlOverride>
-  </w:num>
-  <w:num w:numId="38" w16cid:durableId="1254515225">
-    <w:abstractNumId w:val="8"/>
-  </w:num>
-  <w:num w:numId="39" w16cid:durableId="1092160785">
-    <w:abstractNumId w:val="3"/>
-  </w:num>
-  <w:num w:numId="40" w16cid:durableId="879629089">
-    <w:abstractNumId w:val="2"/>
-  </w:num>
-  <w:num w:numId="41" w16cid:durableId="1659990198">
-    <w:abstractNumId w:val="1"/>
-  </w:num>
-  <w:num w:numId="42" w16cid:durableId="160586859">
-    <w:abstractNumId w:val="0"/>
-  </w:num>
-  <w:num w:numId="43" w16cid:durableId="1683044112">
-    <w:abstractNumId w:val="9"/>
-  </w:num>
-  <w:num w:numId="44" w16cid:durableId="1252856920">
-    <w:abstractNumId w:val="7"/>
-  </w:num>
-  <w:num w:numId="45" w16cid:durableId="1677076291">
-    <w:abstractNumId w:val="6"/>
-  </w:num>
-  <w:num w:numId="46" w16cid:durableId="1497766284">
-    <w:abstractNumId w:val="5"/>
-  </w:num>
-  <w:num w:numId="47" w16cid:durableId="423452920">
-    <w:abstractNumId w:val="4"/>
-  </w:num>
-  <w:num w:numId="48" w16cid:durableId="1576356420">
-    <w:abstractNumId w:val="8"/>
-  </w:num>
-  <w:num w:numId="49" w16cid:durableId="1604608485">
-    <w:abstractNumId w:val="3"/>
-  </w:num>
-  <w:num w:numId="50" w16cid:durableId="1439448299">
-    <w:abstractNumId w:val="2"/>
-  </w:num>
-  <w:num w:numId="51" w16cid:durableId="1317421777">
-    <w:abstractNumId w:val="1"/>
-  </w:num>
-  <w:num w:numId="52" w16cid:durableId="688876872">
-    <w:abstractNumId w:val="0"/>
-  </w:num>
-  <w:num w:numId="53" w16cid:durableId="256645658">
-    <w:abstractNumId w:val="9"/>
-  </w:num>
-  <w:num w:numId="54" w16cid:durableId="481778770">
-    <w:abstractNumId w:val="7"/>
-  </w:num>
-  <w:num w:numId="55" w16cid:durableId="1572083391">
-    <w:abstractNumId w:val="6"/>
-  </w:num>
-  <w:num w:numId="56" w16cid:durableId="1073743018">
-    <w:abstractNumId w:val="5"/>
-  </w:num>
-  <w:num w:numId="57" w16cid:durableId="204103594">
-    <w:abstractNumId w:val="4"/>
-  </w:num>
-  <w:num w:numId="58" w16cid:durableId="128254714">
-    <w:abstractNumId w:val="8"/>
-  </w:num>
-  <w:num w:numId="59" w16cid:durableId="1284657916">
-    <w:abstractNumId w:val="3"/>
-  </w:num>
-  <w:num w:numId="60" w16cid:durableId="868107325">
-    <w:abstractNumId w:val="2"/>
-  </w:num>
-  <w:num w:numId="61" w16cid:durableId="98331231">
-    <w:abstractNumId w:val="1"/>
-  </w:num>
-  <w:num w:numId="62" w16cid:durableId="917440764">
-    <w:abstractNumId w:val="0"/>
-  </w:num>
-  <w:num w:numId="63" w16cid:durableId="2127431175">
-    <w:abstractNumId w:val="9"/>
-  </w:num>
-  <w:num w:numId="64" w16cid:durableId="1098912976">
-    <w:abstractNumId w:val="7"/>
-  </w:num>
-  <w:num w:numId="65" w16cid:durableId="28527964">
-    <w:abstractNumId w:val="6"/>
-  </w:num>
-  <w:num w:numId="66" w16cid:durableId="582758046">
-    <w:abstractNumId w:val="5"/>
-  </w:num>
-  <w:num w:numId="67" w16cid:durableId="120392731">
-    <w:abstractNumId w:val="4"/>
-  </w:num>
-  <w:num w:numId="68" w16cid:durableId="1585265050">
-    <w:abstractNumId w:val="8"/>
-  </w:num>
-  <w:num w:numId="69" w16cid:durableId="604926590">
-    <w:abstractNumId w:val="3"/>
-  </w:num>
-  <w:num w:numId="70" w16cid:durableId="11806603">
-    <w:abstractNumId w:val="2"/>
-  </w:num>
-  <w:num w:numId="71" w16cid:durableId="1725178867">
-    <w:abstractNumId w:val="1"/>
-  </w:num>
-  <w:num w:numId="72" w16cid:durableId="591091536">
-    <w:abstractNumId w:val="0"/>
-  </w:num>
-  <w:num w:numId="73" w16cid:durableId="1758669652">
-    <w:abstractNumId w:val="9"/>
-  </w:num>
-  <w:num w:numId="74" w16cid:durableId="2074883832">
-    <w:abstractNumId w:val="7"/>
-  </w:num>
-  <w:num w:numId="75" w16cid:durableId="1675112531">
-    <w:abstractNumId w:val="6"/>
-  </w:num>
-  <w:num w:numId="76" w16cid:durableId="1666127915">
-    <w:abstractNumId w:val="5"/>
-  </w:num>
-  <w:num w:numId="77" w16cid:durableId="1594849913">
-    <w:abstractNumId w:val="4"/>
-  </w:num>
-  <w:num w:numId="78" w16cid:durableId="1168640812">
-    <w:abstractNumId w:val="8"/>
-  </w:num>
-  <w:num w:numId="79" w16cid:durableId="446003340">
-    <w:abstractNumId w:val="3"/>
-  </w:num>
-  <w:num w:numId="80" w16cid:durableId="452985711">
-    <w:abstractNumId w:val="2"/>
-  </w:num>
-  <w:num w:numId="81" w16cid:durableId="1114517030">
-    <w:abstractNumId w:val="1"/>
-  </w:num>
-  <w:num w:numId="82" w16cid:durableId="1379627820">
-    <w:abstractNumId w:val="0"/>
-  </w:num>
-  <w:num w:numId="83" w16cid:durableId="594944467">
-    <w:abstractNumId w:val="9"/>
-  </w:num>
-  <w:num w:numId="84" w16cid:durableId="1065495398">
-    <w:abstractNumId w:val="7"/>
-  </w:num>
-  <w:num w:numId="85" w16cid:durableId="978654336">
-    <w:abstractNumId w:val="6"/>
-  </w:num>
-  <w:num w:numId="86" w16cid:durableId="1244801508">
-    <w:abstractNumId w:val="5"/>
-  </w:num>
-  <w:num w:numId="87" w16cid:durableId="1434545488">
-    <w:abstractNumId w:val="4"/>
-  </w:num>
-  <w:num w:numId="88" w16cid:durableId="582684694">
-    <w:abstractNumId w:val="8"/>
-  </w:num>
-  <w:num w:numId="89" w16cid:durableId="127629264">
-    <w:abstractNumId w:val="3"/>
-  </w:num>
-  <w:num w:numId="90" w16cid:durableId="1482192986">
-    <w:abstractNumId w:val="2"/>
-  </w:num>
-  <w:num w:numId="91" w16cid:durableId="1909262432">
-    <w:abstractNumId w:val="1"/>
-  </w:num>
-  <w:num w:numId="92" w16cid:durableId="1860701617">
-    <w:abstractNumId w:val="0"/>
-  </w:num>
-  <w:num w:numId="93" w16cid:durableId="1206016661">
-    <w:abstractNumId w:val="9"/>
-  </w:num>
-  <w:num w:numId="94" w16cid:durableId="144007829">
-    <w:abstractNumId w:val="7"/>
-  </w:num>
-  <w:num w:numId="95" w16cid:durableId="786392022">
-    <w:abstractNumId w:val="6"/>
-  </w:num>
-  <w:num w:numId="96" w16cid:durableId="206113064">
-    <w:abstractNumId w:val="5"/>
-  </w:num>
-  <w:num w:numId="97" w16cid:durableId="1184249971">
-    <w:abstractNumId w:val="4"/>
-  </w:num>
-  <w:num w:numId="98" w16cid:durableId="295188418">
-    <w:abstractNumId w:val="8"/>
-  </w:num>
-  <w:num w:numId="99" w16cid:durableId="1705322219">
-    <w:abstractNumId w:val="3"/>
-  </w:num>
-  <w:num w:numId="100" w16cid:durableId="1210336768">
-    <w:abstractNumId w:val="2"/>
-  </w:num>
-  <w:num w:numId="101" w16cid:durableId="1963072490">
-    <w:abstractNumId w:val="1"/>
-  </w:num>
-  <w:num w:numId="102" w16cid:durableId="2017413349">
-    <w:abstractNumId w:val="0"/>
-  </w:num>
-  <w:num w:numId="103" w16cid:durableId="159084723">
-    <w:abstractNumId w:val="9"/>
-  </w:num>
-  <w:num w:numId="104" w16cid:durableId="1805199436">
-    <w:abstractNumId w:val="7"/>
-  </w:num>
-  <w:num w:numId="105" w16cid:durableId="2019697360">
-    <w:abstractNumId w:val="6"/>
-  </w:num>
-  <w:num w:numId="106" w16cid:durableId="1738239670">
-    <w:abstractNumId w:val="5"/>
-  </w:num>
-  <w:num w:numId="107" w16cid:durableId="1322927638">
-    <w:abstractNumId w:val="4"/>
-  </w:num>
-  <w:num w:numId="108" w16cid:durableId="2047295168">
-    <w:abstractNumId w:val="8"/>
-  </w:num>
-  <w:num w:numId="109" w16cid:durableId="1482697473">
-    <w:abstractNumId w:val="3"/>
-  </w:num>
-  <w:num w:numId="110" w16cid:durableId="1624385553">
-    <w:abstractNumId w:val="2"/>
-  </w:num>
-  <w:num w:numId="111" w16cid:durableId="583491891">
-    <w:abstractNumId w:val="1"/>
-  </w:num>
-  <w:num w:numId="112" w16cid:durableId="45491922">
-    <w:abstractNumId w:val="0"/>
-  </w:num>
-  <w:num w:numId="113" w16cid:durableId="256446736">
-    <w:abstractNumId w:val="9"/>
-  </w:num>
-  <w:num w:numId="114" w16cid:durableId="1160459437">
-    <w:abstractNumId w:val="7"/>
-  </w:num>
-  <w:num w:numId="115" w16cid:durableId="177162623">
-    <w:abstractNumId w:val="6"/>
-  </w:num>
-  <w:num w:numId="116" w16cid:durableId="1648976308">
-    <w:abstractNumId w:val="5"/>
-  </w:num>
-  <w:num w:numId="117" w16cid:durableId="41490446">
-    <w:abstractNumId w:val="4"/>
-  </w:num>
-  <w:num w:numId="118" w16cid:durableId="263390721">
-    <w:abstractNumId w:val="8"/>
-  </w:num>
-  <w:num w:numId="119" w16cid:durableId="1227456035">
-    <w:abstractNumId w:val="3"/>
-  </w:num>
-  <w:num w:numId="120" w16cid:durableId="1711999817">
-    <w:abstractNumId w:val="2"/>
-  </w:num>
-  <w:num w:numId="121" w16cid:durableId="632948443">
-    <w:abstractNumId w:val="1"/>
-  </w:num>
-  <w:num w:numId="122" w16cid:durableId="736392676">
-    <w:abstractNumId w:val="0"/>
-  </w:num>
-  <w:num w:numId="123" w16cid:durableId="1977098440">
-    <w:abstractNumId w:val="9"/>
-  </w:num>
-  <w:num w:numId="124" w16cid:durableId="71776436">
-    <w:abstractNumId w:val="7"/>
-  </w:num>
-  <w:num w:numId="125" w16cid:durableId="1473867022">
-    <w:abstractNumId w:val="6"/>
-  </w:num>
-  <w:num w:numId="126" w16cid:durableId="1529640067">
-    <w:abstractNumId w:val="5"/>
-  </w:num>
-  <w:num w:numId="127" w16cid:durableId="822045450">
-    <w:abstractNumId w:val="4"/>
-  </w:num>
-  <w:num w:numId="128" w16cid:durableId="407577466">
-    <w:abstractNumId w:val="10"/>
-  </w:num>
-  <w:num w:numId="129" w16cid:durableId="644507890">
-    <w:abstractNumId w:val="12"/>
-    <w:lvlOverride w:ilvl="0">
-      <w:startOverride w:val="1"/>
-    </w:lvlOverride>
-    <w:lvlOverride w:ilvl="1">
-      <w:startOverride w:val="1"/>
-    </w:lvlOverride>
-    <w:lvlOverride w:ilvl="2">
-      <w:startOverride w:val="1"/>
-    </w:lvlOverride>
-    <w:lvlOverride w:ilvl="3">
-      <w:startOverride w:val="1"/>
-    </w:lvlOverride>
-    <w:lvlOverride w:ilvl="4">
-      <w:startOverride w:val="1"/>
-    </w:lvlOverride>
-    <w:lvlOverride w:ilvl="5">
-      <w:startOverride w:val="1"/>
-    </w:lvlOverride>
-    <w:lvlOverride w:ilvl="6">
-      <w:startOverride w:val="1"/>
-    </w:lvlOverride>
-    <w:lvlOverride w:ilvl="7">
-      <w:startOverride w:val="1"/>
-    </w:lvlOverride>
-    <w:lvlOverride w:ilvl="8">
-      <w:startOverride w:val="1"/>
-    </w:lvlOverride>
-  </w:num>
-  <w:num w:numId="130" w16cid:durableId="764493807">
-    <w:abstractNumId w:val="10"/>
-  </w:num>
-  <w:num w:numId="131" w16cid:durableId="1547792168">
-    <w:abstractNumId w:val="12"/>
-    <w:lvlOverride w:ilvl="0">
-      <w:startOverride w:val="1"/>
-    </w:lvlOverride>
-    <w:lvlOverride w:ilvl="1">
-      <w:startOverride w:val="1"/>
-    </w:lvlOverride>
-    <w:lvlOverride w:ilvl="2">
-      <w:startOverride w:val="1"/>
-    </w:lvlOverride>
-    <w:lvlOverride w:ilvl="3">
-      <w:startOverride w:val="1"/>
-    </w:lvlOverride>
-    <w:lvlOverride w:ilvl="4">
-      <w:startOverride w:val="1"/>
-    </w:lvlOverride>
-    <w:lvlOverride w:ilvl="5">
-      <w:startOverride w:val="1"/>
-    </w:lvlOverride>
-    <w:lvlOverride w:ilvl="6">
-      <w:startOverride w:val="1"/>
-    </w:lvlOverride>
-    <w:lvlOverride w:ilvl="7">
-      <w:startOverride w:val="1"/>
-    </w:lvlOverride>
-    <w:lvlOverride w:ilvl="8">
-      <w:startOverride w:val="1"/>
-    </w:lvlOverride>
-  </w:num>
-  <w:num w:numId="132" w16cid:durableId="233858656">
-    <w:abstractNumId w:val="10"/>
-  </w:num>
-  <w:num w:numId="133" w16cid:durableId="481582359">
-    <w:abstractNumId w:val="12"/>
-    <w:lvlOverride w:ilvl="0">
-      <w:startOverride w:val="1"/>
-    </w:lvlOverride>
-    <w:lvlOverride w:ilvl="1">
-      <w:startOverride w:val="1"/>
-    </w:lvlOverride>
-    <w:lvlOverride w:ilvl="2">
-      <w:startOverride w:val="1"/>
-    </w:lvlOverride>
-    <w:lvlOverride w:ilvl="3">
-      <w:startOverride w:val="1"/>
-    </w:lvlOverride>
-    <w:lvlOverride w:ilvl="4">
-      <w:startOverride w:val="1"/>
-    </w:lvlOverride>
-    <w:lvlOverride w:ilvl="5">
-      <w:startOverride w:val="1"/>
-    </w:lvlOverride>
-    <w:lvlOverride w:ilvl="6">
-      <w:startOverride w:val="1"/>
-    </w:lvlOverride>
-    <w:lvlOverride w:ilvl="7">
-      <w:startOverride w:val="1"/>
-    </w:lvlOverride>
-    <w:lvlOverride w:ilvl="8">
-      <w:startOverride w:val="1"/>
-    </w:lvlOverride>
-  </w:num>
-  <w:num w:numId="134" w16cid:durableId="1100878215">
-    <w:abstractNumId w:val="10"/>
-  </w:num>
-  <w:num w:numId="135" w16cid:durableId="1899196656">
-    <w:abstractNumId w:val="12"/>
-    <w:lvlOverride w:ilvl="0">
-      <w:startOverride w:val="1"/>
-    </w:lvlOverride>
-    <w:lvlOverride w:ilvl="1">
-      <w:startOverride w:val="1"/>
-    </w:lvlOverride>
-    <w:lvlOverride w:ilvl="2">
-      <w:startOverride w:val="1"/>
-    </w:lvlOverride>
-    <w:lvlOverride w:ilvl="3">
-      <w:startOverride w:val="1"/>
-    </w:lvlOverride>
-    <w:lvlOverride w:ilvl="4">
-      <w:startOverride w:val="1"/>
-    </w:lvlOverride>
-    <w:lvlOverride w:ilvl="5">
-      <w:startOverride w:val="1"/>
-    </w:lvlOverride>
-    <w:lvlOverride w:ilvl="6">
-      <w:startOverride w:val="1"/>
-    </w:lvlOverride>
-    <w:lvlOverride w:ilvl="7">
-      <w:startOverride w:val="1"/>
-    </w:lvlOverride>
-    <w:lvlOverride w:ilvl="8">
-      <w:startOverride w:val="1"/>
-    </w:lvlOverride>
-  </w:num>
-  <w:num w:numId="136" w16cid:durableId="769395075">
-    <w:abstractNumId w:val="10"/>
-  </w:num>
-  <w:num w:numId="137" w16cid:durableId="1286472341">
-    <w:abstractNumId w:val="12"/>
-    <w:lvlOverride w:ilvl="0">
-      <w:startOverride w:val="1"/>
-    </w:lvlOverride>
-    <w:lvlOverride w:ilvl="1">
-      <w:startOverride w:val="1"/>
-    </w:lvlOverride>
-    <w:lvlOverride w:ilvl="2">
-      <w:startOverride w:val="1"/>
-    </w:lvlOverride>
-    <w:lvlOverride w:ilvl="3">
-      <w:startOverride w:val="1"/>
-    </w:lvlOverride>
-    <w:lvlOverride w:ilvl="4">
-      <w:startOverride w:val="1"/>
-    </w:lvlOverride>
-    <w:lvlOverride w:ilvl="5">
-      <w:startOverride w:val="1"/>
-    </w:lvlOverride>
-    <w:lvlOverride w:ilvl="6">
-      <w:startOverride w:val="1"/>
-    </w:lvlOverride>
-    <w:lvlOverride w:ilvl="7">
-      <w:startOverride w:val="1"/>
-    </w:lvlOverride>
-    <w:lvlOverride w:ilvl="8">
-      <w:startOverride w:val="1"/>
-    </w:lvlOverride>
-  </w:num>
-  <w:num w:numId="138" w16cid:durableId="951740247">
-    <w:abstractNumId w:val="13"/>
   </w:num>
 </w:numbering>
 </file>
 
 <file path=word/styles.xml><?xml version="1.0" encoding="utf-8"?>
-<w:styles xmlns:mc="http://schemas.openxmlformats.org/markup-compatibility/2006" xmlns:r="http://schemas.openxmlformats.org/officeDocument/2006/relationships" xmlns:w="http://schemas.openxmlformats.org/wordprocessingml/2006/main" xmlns:w14="http://schemas.microsoft.com/office/word/2010/wordml" xmlns:w15="http://schemas.microsoft.com/office/word/2012/wordml" xmlns:w16cex="http://schemas.microsoft.com/office/word/2018/wordml/cex" xmlns:w16cid="http://schemas.microsoft.com/office/word/2016/wordml/cid" xmlns:w16="http://schemas.microsoft.com/office/word/2018/wordml" xmlns:w16sdtdh="http://schemas.microsoft.com/office/word/2020/wordml/sdtdatahash" xmlns:w16se="http://schemas.microsoft.com/office/word/2015/wordml/symex" mc:Ignorable="w14 w15 w16se w16cid w16 w16cex w16sdtdh">
+<w:styles xmlns:mc="http://schemas.openxmlformats.org/markup-compatibility/2006" xmlns:r="http://schemas.openxmlformats.org/officeDocument/2006/relationships" xmlns:w="http://schemas.openxmlformats.org/wordprocessingml/2006/main" xmlns:w14="http://schemas.microsoft.com/office/word/2010/wordml" xmlns:w15="http://schemas.microsoft.com/office/word/2012/wordml" xmlns:w16cex="http://schemas.microsoft.com/office/word/2018/wordml/cex" xmlns:w16cid="http://schemas.microsoft.com/office/word/2016/wordml/cid" xmlns:w16="http://schemas.microsoft.com/office/word/2018/wordml" xmlns:w16du="http://schemas.microsoft.com/office/word/2023/wordml/word16du" xmlns:w16sdtdh="http://schemas.microsoft.com/office/word/2020/wordml/sdtdatahash" xmlns:w16sdtfl="http://schemas.microsoft.com/office/word/2024/wordml/sdtformatlock" xmlns:w16se="http://schemas.microsoft.com/office/word/2015/wordml/symex" mc:Ignorable="w14 w15 w16se w16cid w16 w16cex w16sdtdh w16sdtfl w16du">
   <w:docDefaults>
     <w:rPrDefault>
       <w:rPr>
@@ -1618,7 +683,7 @@
       <w:keepNext/>
       <w:keepLines/>
       <w:numPr>
-        <w:numId w:val="138"/>
+        <w:numId w:val="1"/>
       </w:numPr>
       <w:spacing w:before="240" w:after="240"/>
       <w:outlineLvl w:val="0"/>
@@ -1645,7 +710,7 @@
       <w:keepLines/>
       <w:numPr>
         <w:ilvl w:val="1"/>
-        <w:numId w:val="138"/>
+        <w:numId w:val="1"/>
       </w:numPr>
       <w:spacing w:before="240" w:after="240"/>
       <w:outlineLvl w:val="1"/>
@@ -1672,7 +737,7 @@
       <w:keepLines/>
       <w:numPr>
         <w:ilvl w:val="2"/>
-        <w:numId w:val="138"/>
+        <w:numId w:val="1"/>
       </w:numPr>
       <w:spacing w:before="200" w:after="0"/>
       <w:outlineLvl w:val="2"/>
@@ -1696,7 +761,7 @@
       <w:keepLines/>
       <w:numPr>
         <w:ilvl w:val="3"/>
-        <w:numId w:val="138"/>
+        <w:numId w:val="1"/>
       </w:numPr>
       <w:spacing w:before="200" w:after="0"/>
       <w:outlineLvl w:val="3"/>
@@ -1720,7 +785,7 @@
       <w:keepLines/>
       <w:numPr>
         <w:ilvl w:val="4"/>
-        <w:numId w:val="138"/>
+        <w:numId w:val="1"/>
       </w:numPr>
       <w:spacing w:before="200" w:after="0"/>
       <w:outlineLvl w:val="4"/>
@@ -1743,7 +808,7 @@
       <w:keepLines/>
       <w:numPr>
         <w:ilvl w:val="5"/>
-        <w:numId w:val="138"/>
+        <w:numId w:val="1"/>
       </w:numPr>
       <w:spacing w:before="200" w:after="0"/>
       <w:outlineLvl w:val="5"/>
@@ -1765,7 +830,7 @@
       <w:keepLines/>
       <w:numPr>
         <w:ilvl w:val="6"/>
-        <w:numId w:val="138"/>
+        <w:numId w:val="1"/>
       </w:numPr>
       <w:spacing w:before="200" w:after="0"/>
       <w:outlineLvl w:val="6"/>
@@ -1787,7 +852,7 @@
       <w:keepLines/>
       <w:numPr>
         <w:ilvl w:val="7"/>
-        <w:numId w:val="138"/>
+        <w:numId w:val="1"/>
       </w:numPr>
       <w:spacing w:before="200" w:after="0"/>
       <w:outlineLvl w:val="7"/>
@@ -1809,7 +874,7 @@
       <w:keepLines/>
       <w:numPr>
         <w:ilvl w:val="8"/>
-        <w:numId w:val="138"/>
+        <w:numId w:val="1"/>
       </w:numPr>
       <w:spacing w:before="200" w:after="0"/>
       <w:outlineLvl w:val="8"/>
@@ -1980,7 +1045,7 @@
     <w:semiHidden/>
     <w:unhideWhenUsed/>
     <w:qFormat/>
-    <w:rsid w:val="00EF33FF"/>
+    <w:rsid w:val="004528DC"/>
     <w:pPr>
       <w:spacing w:after="0"/>
     </w:pPr>
@@ -2003,12 +1068,16 @@
       </w:tblCellMar>
     </w:tblPr>
     <w:tblStylePr w:type="firstRow">
+      <w:pPr>
+        <w:jc w:val="left"/>
+      </w:pPr>
       <w:tblPr/>
       <w:tcPr>
         <w:tcBorders>
           <w:top w:val="single" w:sz="4" w:space="0" w:color="auto"/>
-          <w:bottom w:val="single" w:sz="0" w:space="0" w:color="auto"/>
+          <w:bottom w:val="single" w:sz="4" w:space="0" w:color="auto"/>
         </w:tcBorders>
+        <w:vAlign w:val="center"/>
       </w:tcPr>
     </w:tblStylePr>
     <w:tblStylePr w:type="lastRow">
@@ -2112,10 +1181,10 @@
   <w:style w:type="character" w:styleId="Hipervnculo">
     <w:name w:val="Hyperlink"/>
     <w:basedOn w:val="DescripcinCar"/>
-    <w:rsid w:val="00E35D41"/>
+    <w:rsid w:val="00A01DE9"/>
     <w:rPr>
       <w:rFonts w:ascii="Times New Roman" w:hAnsi="Times New Roman"/>
-      <w:color w:val="000000" w:themeColor="text1"/>
+      <w:color w:val="0000EE"/>
       <w:sz w:val="20"/>
     </w:rPr>
   </w:style>
@@ -2846,16 +1915,4 @@
   </a:objectDefaults>
   <a:extraClrSchemeLst/>
 </a:theme>
-</file>
-
-<file path=customXml/item1.xml><?xml version="1.0" encoding="utf-8"?>
-<b:Sources xmlns:b="http://schemas.openxmlformats.org/officeDocument/2006/bibliography" xmlns="http://schemas.openxmlformats.org/officeDocument/2006/bibliography" SelectedStyle="\APASixthEditionOfficeOnline.xsl" StyleName="APA" Version="6"/>
-</file>
-
-<file path=customXml/itemProps1.xml><?xml version="1.0" encoding="utf-8"?>
-<ds:datastoreItem xmlns:ds="http://schemas.openxmlformats.org/officeDocument/2006/customXml" ds:itemID="{C9C5CCE1-6A7F-47F6-8C69-168CE5C3FBB4}">
-  <ds:schemaRefs>
-    <ds:schemaRef ds:uri="http://schemas.openxmlformats.org/officeDocument/2006/bibliography"/>
-  </ds:schemaRefs>
-</ds:datastoreItem>
 </file>